--- a/04_Satvik/06_Report_Satvik.docx
+++ b/04_Satvik/06_Report_Satvik.docx
@@ -346,7 +346,7 @@
         <w:rPr>
           <w:rFonts w:ascii="Arial" w:cs="Arial" w:eastAsia="Arial" w:hAnsi="Arial"/>
         </w:rPr>
-        <w:t xml:space="preserve">My part turns single blobs into moving objects and decides how we judge every model. I join the CNN's blobs into straight-line tracks, describe each track with 17 numbers, compare four classic ML models to score them, choose the operating point, check which tracks are known asteroids, and define the metrics the whole project uses.</w:t>
+        <w:t xml:space="preserve">My part turns single blobs into moving objects and decides how we judge every model. I join the blobs the first model keeps into straight-line tracks, describe each track with 17 numbers, compare four classic ML models to score them, choose the operating point, check which tracks are known asteroids, and define the metrics the whole project uses.</w:t>
       </w:r>
     </w:p>
     <w:p>
@@ -372,7 +372,7 @@
           <w:b/>
           <w:bCs/>
         </w:rPr>
-        <w:t xml:space="preserve">Keep the CNN's blobs</w:t>
+        <w:t xml:space="preserve">Keep the first model's blobs</w:t>
       </w:r>
     </w:p>
     <w:p>
@@ -626,7 +626,7 @@
                 <w:sz w:val="19"/>
                 <w:szCs w:val="19"/>
               </w:rPr>
-              <w:t xml:space="preserve">Seed pairs before / after the CNN filter</w:t>
+              <w:t xml:space="preserve">Seed pairs before / after the stage-1 filter</w:t>
             </w:r>
           </w:p>
         </w:tc>
@@ -1162,7 +1162,7 @@
         <w:rPr>
           <w:rFonts w:ascii="Arial" w:cs="Arial" w:eastAsia="Arial" w:hAnsi="Arial"/>
         </w:rPr>
-        <w:t xml:space="preserve"> (labels and the CNN) → </w:t>
+        <w:t xml:space="preserve"> (labels and the classical ML model) → </w:t>
       </w:r>
       <w:r>
         <w:rPr>
@@ -1265,7 +1265,7 @@
         <w:rPr>
           <w:rFonts w:ascii="Arial" w:cs="Arial" w:eastAsia="Arial" w:hAnsi="Arial"/>
         </w:rPr>
-        <w:t xml:space="preserve">The one ML architecture at the centre of the project is the real/bogus CNN (00_Start_Here/00_How_Our_Model_Works.svg): it looks at three 31 x 31 pictures of a blob and gives the probability that it is a real moving object (average precision 0.899 on validation nights, 0.938 on the test night, against 0.780 for a simple model).</w:t>
+        <w:t xml:space="preserve">The ML model at the centre of the project is classical: XGBoost on 29 measured numbers plus 20 PCA numbers per blob (00_Start_Here/00_How_Our_Model_Works.svg). It looks at three 31 x 31 pictures of a blob and gives the probability that it is a real moving object (average precision 0.902 on validation nights, 0.938 on the test night, against 0.783 for the old baseline; the deep-learning CNN, kept only as a comparison, scored 0.898).</w:t>
       </w:r>
     </w:p>
     <w:p>
@@ -1346,7 +1346,7 @@
         <w:pStyle w:val="Heading3"/>
       </w:pPr>
       <w:r>
-        <w:t xml:space="preserve">Step 1. Keep the CNN's blobs</w:t>
+        <w:t xml:space="preserve">Step 1. Keep the first model's blobs</w:t>
       </w:r>
     </w:p>
     <w:p>
@@ -1357,7 +1357,7 @@
         <w:rPr>
           <w:rFonts w:ascii="Arial" w:cs="Arial" w:eastAsia="Arial" w:hAnsi="Arial"/>
         </w:rPr>
-        <w:t xml:space="preserve">Only blobs above the CNN cut are linked. This removes most junk, so the search is about 15x cheaper (seed pairs fall from 52,000 to 3,500) and a night links in about 0.2 seconds.</w:t>
+        <w:t xml:space="preserve">Only blobs above the stage-1 cut are linked. This removes most junk, so the search is about 15x cheaper (seed pairs fall from 52,000 to 3,500) and a night links in about 0.2 seconds.</w:t>
       </w:r>
     </w:p>
     <w:p>
@@ -1489,7 +1489,7 @@
         <w:rPr>
           <w:rFonts w:ascii="Arial" w:cs="Arial" w:eastAsia="Arial" w:hAnsi="Arial"/>
         </w:rPr>
-        <w:t xml:space="preserve">Motion, brightness, strength, the CNN's opinion, shape, plus (in v4) static neighbours and forced photometry. Each number has a physical reason; the last two groups came from looking at 15 false alarms by eye.</w:t>
+        <w:t xml:space="preserve">Motion, brightness, strength, the first model's opinion, shape, plus (in v4) static neighbours and forced photometry. Each number has a physical reason; the last two groups came from looking at 15 false alarms by eye.</w:t>
       </w:r>
     </w:p>
     <w:p>
@@ -1819,7 +1819,7 @@
                 <w:sz w:val="19"/>
                 <w:szCs w:val="19"/>
               </w:rPr>
-              <w:t xml:space="preserve">Seed pairs before / after the CNN filter</w:t>
+              <w:t xml:space="preserve">Seed pairs before / after the stage-1 filter</w:t>
             </w:r>
           </w:p>
         </w:tc>
@@ -3145,7 +3145,7 @@
         <w:pStyle w:val="Heading2"/>
       </w:pPr>
       <w:r>
-        <w:t xml:space="preserve">Our CNN on the whole test night (41,522 blobs, 3.2% real): recall and precision together</w:t>
+        <w:t xml:space="preserve">Our model (XGBoost + PCA) on the whole test night (41,522 blobs, 3.2% real): recall and precision together</w:t>
       </w:r>
     </w:p>
     <w:tbl>
@@ -3397,7 +3397,7 @@
                 <w:sz w:val="19"/>
                 <w:szCs w:val="19"/>
               </w:rPr>
-              <w:t xml:space="preserve">99.1%</w:t>
+              <w:t xml:space="preserve">98.7%</w:t>
             </w:r>
           </w:p>
         </w:tc>
@@ -3427,7 +3427,7 @@
                 <w:sz w:val="19"/>
                 <w:szCs w:val="19"/>
               </w:rPr>
-              <w:t xml:space="preserve">6.1%</w:t>
+              <w:t xml:space="preserve">7.1%</w:t>
             </w:r>
           </w:p>
         </w:tc>
@@ -3457,7 +3457,7 @@
                 <w:sz w:val="19"/>
                 <w:szCs w:val="19"/>
               </w:rPr>
-              <w:t xml:space="preserve">0.11</w:t>
+              <w:t xml:space="preserve">0.13</w:t>
             </w:r>
           </w:p>
         </w:tc>
@@ -3487,7 +3487,7 @@
                 <w:sz w:val="19"/>
                 <w:szCs w:val="19"/>
               </w:rPr>
-              <w:t xml:space="preserve">4,144</w:t>
+              <w:t xml:space="preserve">3,458</w:t>
             </w:r>
           </w:p>
         </w:tc>
@@ -3582,7 +3582,7 @@
                 <w:sz w:val="19"/>
                 <w:szCs w:val="19"/>
               </w:rPr>
-              <w:t xml:space="preserve">55.0%</w:t>
+              <w:t xml:space="preserve">45.9%</w:t>
             </w:r>
           </w:p>
         </w:tc>
@@ -3612,7 +3612,7 @@
                 <w:sz w:val="19"/>
                 <w:szCs w:val="19"/>
               </w:rPr>
-              <w:t xml:space="preserve">0.70</w:t>
+              <w:t xml:space="preserve">0.62</w:t>
             </w:r>
           </w:p>
         </w:tc>
@@ -3642,7 +3642,7 @@
                 <w:sz w:val="19"/>
                 <w:szCs w:val="19"/>
               </w:rPr>
-              <w:t xml:space="preserve">210</w:t>
+              <w:t xml:space="preserve">302</w:t>
             </w:r>
           </w:p>
         </w:tc>
@@ -3737,7 +3737,7 @@
                 <w:sz w:val="19"/>
                 <w:szCs w:val="19"/>
               </w:rPr>
-              <w:t xml:space="preserve">90.5%</w:t>
+              <w:t xml:space="preserve">87.1%</w:t>
             </w:r>
           </w:p>
         </w:tc>
@@ -3767,7 +3767,7 @@
                 <w:sz w:val="19"/>
                 <w:szCs w:val="19"/>
               </w:rPr>
-              <w:t xml:space="preserve">0.90</w:t>
+              <w:t xml:space="preserve">0.89</w:t>
             </w:r>
           </w:p>
         </w:tc>
@@ -3797,7 +3797,7 @@
                 <w:sz w:val="19"/>
                 <w:szCs w:val="19"/>
               </w:rPr>
-              <w:t xml:space="preserve">26</w:t>
+              <w:t xml:space="preserve">36</w:t>
             </w:r>
           </w:p>
         </w:tc>
@@ -3811,7 +3811,7 @@
         <w:rPr>
           <w:rFonts w:ascii="Arial" w:cs="Arial" w:eastAsia="Arial" w:hAnsi="Arial"/>
         </w:rPr>
-        <w:t xml:space="preserve">Recall alone can look too good: the deployed stage-1 cut keeps 99.1% of real blobs, but only 6.1% of the blobs it keeps are real (4,144 junk blobs per photo). That is a deliberate choice: an asteroid dropped here is lost for good, while junk is removed later by linking and the track model. Asking for 90% recall instead gives 90.5% precision. Average precision over all cuts is 0.944 (random guessing would score 0.032). The whole pipeline is judged at the end by depth, known asteroids recovered and unexplained alarms per night.</w:t>
+        <w:t xml:space="preserve">Recall alone can look too good: the deployed stage-1 cut keeps 98.7% of real blobs, but only 7.1% of the blobs it keeps are real (3,458 junk blobs per photo). That is a deliberate choice: an asteroid dropped here is lost for good, while junk is removed later by linking and the track model. Asking for 90% recall instead gives 87.1% precision. Average precision over all cuts is 0.938 (random guessing would score 0.032). The whole pipeline is judged at the end by depth, known asteroids recovered and unexplained alarms per night.</w:t>
       </w:r>
     </w:p>
     <w:p>
@@ -4263,7 +4263,7 @@
                 <w:sz w:val="19"/>
                 <w:szCs w:val="19"/>
               </w:rPr>
-              <w:t xml:space="preserve">CNN opinion</w:t>
+              <w:t xml:space="preserve">Stage-1 opinion</w:t>
             </w:r>
           </w:p>
         </w:tc>
@@ -4323,7 +4323,7 @@
                 <w:sz w:val="19"/>
                 <w:szCs w:val="19"/>
               </w:rPr>
-              <w:t xml:space="preserve">what the CNN thought</w:t>
+              <w:t xml:space="preserve">what the first model thought</w:t>
             </w:r>
           </w:p>
         </w:tc>
